--- a/deliveries/2026-09-02/01_Vehicle_Pages/VEH_20260902_09_Shacman_X3000_Dump_Truck.docx
+++ b/deliveries/2026-09-02/01_Vehicle_Pages/VEH_20260902_09_Shacman_X3000_Dump_Truck.docx
@@ -930,6 +930,64 @@
         <w:pStyle w:val="Heading1"/>
       </w:pPr>
       <w:r>
+        <w:t>What AutoBridge Adds Beyond a Truck Spec Card</w:t>
+      </w:r>
+    </w:p>
+    <w:p>
+      <w:r>
+        <w:t xml:space="preserve">Dump-truck quotes routinely blur the </w:t>
+      </w:r>
+      <w:r>
+        <w:rPr>
+          <w:b/>
+        </w:rPr>
+        <w:t>400 PS official export engine</w:t>
+      </w:r>
+      <w:r>
+        <w:t xml:space="preserve"> and the </w:t>
+      </w:r>
+      <w:r>
+        <w:rPr>
+          <w:b/>
+        </w:rPr>
+        <w:t>430 PS China-announcement build</w:t>
+      </w:r>
+      <w:r>
+        <w:t xml:space="preserve">. AutoBridge fixes the </w:t>
+      </w:r>
+      <w:r>
+        <w:rPr>
+          <w:b/>
+        </w:rPr>
+        <w:t>exact engine code and emission stage to the VIN/announcement certificate</w:t>
+      </w:r>
+      <w:r>
+        <w:t xml:space="preserve">, matches the </w:t>
+      </w:r>
+      <w:r>
+        <w:rPr>
+          <w:b/>
+        </w:rPr>
+        <w:t>axle ratio and 12.00R20 tyre/rim choice to the haul grade</w:t>
+      </w:r>
+      <w:r>
+        <w:t xml:space="preserve">, and writes the </w:t>
+      </w:r>
+      <w:r>
+        <w:rPr>
+          <w:b/>
+        </w:rPr>
+        <w:t>bed steel grade, volume and lift system into an inspectable annex</w:t>
+      </w:r>
+      <w:r>
+        <w:t xml:space="preserve"> — preventing the common substitution of a weaker 8×4 build that still carries the X3000 name.</w:t>
+      </w:r>
+    </w:p>
+    <w:p>
+      <w:pPr>
+        <w:pStyle w:val="Heading1"/>
+      </w:pPr>
+      <w:r>
         <w:t>Tipping and Chassis Checks for Buyers</w:t>
       </w:r>
     </w:p>
@@ -1103,17 +1161,18 @@
         <w:tblLook w:firstColumn="1" w:firstRow="1" w:lastColumn="0" w:lastRow="0" w:noHBand="0" w:noVBand="1" w:val="04A0"/>
       </w:tblPr>
       <w:tblGrid>
-        <w:gridCol w:w="1440"/>
-        <w:gridCol w:w="1440"/>
-        <w:gridCol w:w="1440"/>
-        <w:gridCol w:w="1440"/>
-        <w:gridCol w:w="1440"/>
-        <w:gridCol w:w="1440"/>
+        <w:gridCol w:w="1234"/>
+        <w:gridCol w:w="1234"/>
+        <w:gridCol w:w="1234"/>
+        <w:gridCol w:w="1234"/>
+        <w:gridCol w:w="1234"/>
+        <w:gridCol w:w="1234"/>
+        <w:gridCol w:w="1234"/>
       </w:tblGrid>
       <w:tr>
         <w:tc>
           <w:tcPr>
-            <w:tcW w:type="dxa" w:w="1440"/>
+            <w:tcW w:type="dxa" w:w="1234"/>
             <w:shd w:val="clear" w:fill="EAF0F6"/>
           </w:tcPr>
           <w:p>
@@ -1134,7 +1193,7 @@
         </w:tc>
         <w:tc>
           <w:tcPr>
-            <w:tcW w:type="dxa" w:w="1440"/>
+            <w:tcW w:type="dxa" w:w="1234"/>
             <w:shd w:val="clear" w:fill="EAF0F6"/>
           </w:tcPr>
           <w:p>
@@ -1155,7 +1214,7 @@
         </w:tc>
         <w:tc>
           <w:tcPr>
-            <w:tcW w:type="dxa" w:w="1440"/>
+            <w:tcW w:type="dxa" w:w="1234"/>
             <w:shd w:val="clear" w:fill="EAF0F6"/>
           </w:tcPr>
           <w:p>
@@ -1176,7 +1235,7 @@
         </w:tc>
         <w:tc>
           <w:tcPr>
-            <w:tcW w:type="dxa" w:w="1440"/>
+            <w:tcW w:type="dxa" w:w="1234"/>
             <w:shd w:val="clear" w:fill="EAF0F6"/>
           </w:tcPr>
           <w:p>
@@ -1197,7 +1256,7 @@
         </w:tc>
         <w:tc>
           <w:tcPr>
-            <w:tcW w:type="dxa" w:w="1440"/>
+            <w:tcW w:type="dxa" w:w="1234"/>
             <w:shd w:val="clear" w:fill="EAF0F6"/>
           </w:tcPr>
           <w:p>
@@ -1218,7 +1277,28 @@
         </w:tc>
         <w:tc>
           <w:tcPr>
-            <w:tcW w:type="dxa" w:w="1440"/>
+            <w:tcW w:type="dxa" w:w="1234"/>
+            <w:shd w:val="clear" w:fill="EAF0F6"/>
+          </w:tcPr>
+          <w:p>
+            <w:r>
+              <w:rPr>
+                <w:b/>
+                <w:sz w:val="20"/>
+              </w:rPr>
+            </w:r>
+            <w:r>
+              <w:rPr>
+                <w:b/>
+                <w:sz w:val="20"/>
+              </w:rPr>
+              <w:t>Confidence</w:t>
+            </w:r>
+          </w:p>
+        </w:tc>
+        <w:tc>
+          <w:tcPr>
+            <w:tcW w:type="dxa" w:w="1234"/>
             <w:shd w:val="clear" w:fill="EAF0F6"/>
           </w:tcPr>
           <w:p>
@@ -1241,7 +1321,7 @@
       <w:tr>
         <w:tc>
           <w:tcPr>
-            <w:tcW w:type="dxa" w:w="1440"/>
+            <w:tcW w:type="dxa" w:w="1234"/>
           </w:tcPr>
           <w:p>
             <w:r>
@@ -1259,7 +1339,7 @@
         </w:tc>
         <w:tc>
           <w:tcPr>
-            <w:tcW w:type="dxa" w:w="1440"/>
+            <w:tcW w:type="dxa" w:w="1234"/>
           </w:tcPr>
           <w:p>
             <w:r>
@@ -1277,7 +1357,7 @@
         </w:tc>
         <w:tc>
           <w:tcPr>
-            <w:tcW w:type="dxa" w:w="1440"/>
+            <w:tcW w:type="dxa" w:w="1234"/>
           </w:tcPr>
           <w:p>
             <w:r>
@@ -1295,7 +1375,7 @@
         </w:tc>
         <w:tc>
           <w:tcPr>
-            <w:tcW w:type="dxa" w:w="1440"/>
+            <w:tcW w:type="dxa" w:w="1234"/>
           </w:tcPr>
           <w:p>
             <w:r>
@@ -1313,7 +1393,7 @@
         </w:tc>
         <w:tc>
           <w:tcPr>
-            <w:tcW w:type="dxa" w:w="1440"/>
+            <w:tcW w:type="dxa" w:w="1234"/>
           </w:tcPr>
           <w:p>
             <w:r>
@@ -1331,7 +1411,25 @@
         </w:tc>
         <w:tc>
           <w:tcPr>
-            <w:tcW w:type="dxa" w:w="1440"/>
+            <w:tcW w:type="dxa" w:w="1234"/>
+          </w:tcPr>
+          <w:p>
+            <w:r>
+              <w:rPr>
+                <w:sz w:val="20"/>
+              </w:rPr>
+            </w:r>
+            <w:r>
+              <w:rPr>
+                <w:sz w:val="20"/>
+              </w:rPr>
+              <w:t>CROSS_CHECKED</w:t>
+            </w:r>
+          </w:p>
+        </w:tc>
+        <w:tc>
+          <w:tcPr>
+            <w:tcW w:type="dxa" w:w="1234"/>
           </w:tcPr>
           <w:p>
             <w:r>
@@ -1351,7 +1449,7 @@
       <w:tr>
         <w:tc>
           <w:tcPr>
-            <w:tcW w:type="dxa" w:w="1440"/>
+            <w:tcW w:type="dxa" w:w="1234"/>
           </w:tcPr>
           <w:p>
             <w:r>
@@ -1369,7 +1467,7 @@
         </w:tc>
         <w:tc>
           <w:tcPr>
-            <w:tcW w:type="dxa" w:w="1440"/>
+            <w:tcW w:type="dxa" w:w="1234"/>
           </w:tcPr>
           <w:p>
             <w:r>
@@ -1387,7 +1485,7 @@
         </w:tc>
         <w:tc>
           <w:tcPr>
-            <w:tcW w:type="dxa" w:w="1440"/>
+            <w:tcW w:type="dxa" w:w="1234"/>
           </w:tcPr>
           <w:p>
             <w:r>
@@ -1405,7 +1503,7 @@
         </w:tc>
         <w:tc>
           <w:tcPr>
-            <w:tcW w:type="dxa" w:w="1440"/>
+            <w:tcW w:type="dxa" w:w="1234"/>
           </w:tcPr>
           <w:p>
             <w:r>
@@ -1423,7 +1521,7 @@
         </w:tc>
         <w:tc>
           <w:tcPr>
-            <w:tcW w:type="dxa" w:w="1440"/>
+            <w:tcW w:type="dxa" w:w="1234"/>
           </w:tcPr>
           <w:p>
             <w:r>
@@ -1441,7 +1539,25 @@
         </w:tc>
         <w:tc>
           <w:tcPr>
-            <w:tcW w:type="dxa" w:w="1440"/>
+            <w:tcW w:type="dxa" w:w="1234"/>
+          </w:tcPr>
+          <w:p>
+            <w:r>
+              <w:rPr>
+                <w:sz w:val="20"/>
+              </w:rPr>
+            </w:r>
+            <w:r>
+              <w:rPr>
+                <w:sz w:val="20"/>
+              </w:rPr>
+              <w:t>VERIFIED</w:t>
+            </w:r>
+          </w:p>
+        </w:tc>
+        <w:tc>
+          <w:tcPr>
+            <w:tcW w:type="dxa" w:w="1234"/>
           </w:tcPr>
           <w:p>
             <w:r>
@@ -1461,7 +1577,7 @@
       <w:tr>
         <w:tc>
           <w:tcPr>
-            <w:tcW w:type="dxa" w:w="1440"/>
+            <w:tcW w:type="dxa" w:w="1234"/>
           </w:tcPr>
           <w:p>
             <w:r>
@@ -1479,7 +1595,7 @@
         </w:tc>
         <w:tc>
           <w:tcPr>
-            <w:tcW w:type="dxa" w:w="1440"/>
+            <w:tcW w:type="dxa" w:w="1234"/>
           </w:tcPr>
           <w:p>
             <w:r>
@@ -1497,7 +1613,7 @@
         </w:tc>
         <w:tc>
           <w:tcPr>
-            <w:tcW w:type="dxa" w:w="1440"/>
+            <w:tcW w:type="dxa" w:w="1234"/>
           </w:tcPr>
           <w:p>
             <w:r>
@@ -1515,7 +1631,7 @@
         </w:tc>
         <w:tc>
           <w:tcPr>
-            <w:tcW w:type="dxa" w:w="1440"/>
+            <w:tcW w:type="dxa" w:w="1234"/>
           </w:tcPr>
           <w:p>
             <w:r>
@@ -1533,7 +1649,7 @@
         </w:tc>
         <w:tc>
           <w:tcPr>
-            <w:tcW w:type="dxa" w:w="1440"/>
+            <w:tcW w:type="dxa" w:w="1234"/>
           </w:tcPr>
           <w:p>
             <w:r>
@@ -1551,7 +1667,25 @@
         </w:tc>
         <w:tc>
           <w:tcPr>
-            <w:tcW w:type="dxa" w:w="1440"/>
+            <w:tcW w:type="dxa" w:w="1234"/>
+          </w:tcPr>
+          <w:p>
+            <w:r>
+              <w:rPr>
+                <w:sz w:val="20"/>
+              </w:rPr>
+            </w:r>
+            <w:r>
+              <w:rPr>
+                <w:sz w:val="20"/>
+              </w:rPr>
+              <w:t>CROSS_CHECKED</w:t>
+            </w:r>
+          </w:p>
+        </w:tc>
+        <w:tc>
+          <w:tcPr>
+            <w:tcW w:type="dxa" w:w="1234"/>
           </w:tcPr>
           <w:p>
             <w:r>
@@ -1571,7 +1705,7 @@
       <w:tr>
         <w:tc>
           <w:tcPr>
-            <w:tcW w:type="dxa" w:w="1440"/>
+            <w:tcW w:type="dxa" w:w="1234"/>
           </w:tcPr>
           <w:p>
             <w:r>
@@ -1589,7 +1723,7 @@
         </w:tc>
         <w:tc>
           <w:tcPr>
-            <w:tcW w:type="dxa" w:w="1440"/>
+            <w:tcW w:type="dxa" w:w="1234"/>
           </w:tcPr>
           <w:p>
             <w:r>
@@ -1607,7 +1741,7 @@
         </w:tc>
         <w:tc>
           <w:tcPr>
-            <w:tcW w:type="dxa" w:w="1440"/>
+            <w:tcW w:type="dxa" w:w="1234"/>
           </w:tcPr>
           <w:p>
             <w:r>
@@ -1625,7 +1759,7 @@
         </w:tc>
         <w:tc>
           <w:tcPr>
-            <w:tcW w:type="dxa" w:w="1440"/>
+            <w:tcW w:type="dxa" w:w="1234"/>
           </w:tcPr>
           <w:p>
             <w:r>
@@ -1643,7 +1777,7 @@
         </w:tc>
         <w:tc>
           <w:tcPr>
-            <w:tcW w:type="dxa" w:w="1440"/>
+            <w:tcW w:type="dxa" w:w="1234"/>
           </w:tcPr>
           <w:p>
             <w:r>
@@ -1661,7 +1795,25 @@
         </w:tc>
         <w:tc>
           <w:tcPr>
-            <w:tcW w:type="dxa" w:w="1440"/>
+            <w:tcW w:type="dxa" w:w="1234"/>
+          </w:tcPr>
+          <w:p>
+            <w:r>
+              <w:rPr>
+                <w:sz w:val="20"/>
+              </w:rPr>
+            </w:r>
+            <w:r>
+              <w:rPr>
+                <w:sz w:val="20"/>
+              </w:rPr>
+              <w:t>VERIFIED</w:t>
+            </w:r>
+          </w:p>
+        </w:tc>
+        <w:tc>
+          <w:tcPr>
+            <w:tcW w:type="dxa" w:w="1234"/>
           </w:tcPr>
           <w:p>
             <w:r>
@@ -1684,7 +1836,7 @@
         <w:rPr>
           <w:i/>
         </w:rPr>
-        <w:t>Verification note: the 400 PS export engine is official (VERIFIED); the detailed 430 PS 8×4 announcement figures are SINGLE_SOURCE (360che). Price UNVERIFIED and omitted. Confirm the final build on the Shacman International sheet.</w:t>
+        <w:t>Confidence note (AutoBridge standard): the 400 PS export engine is VERIFIED on Shacman-official channels; the detailed 430 PS 8×4 announcement figures are SINGLE_SOURCE (360che). Price is UNVERIFIED and omitted. Confirm the final build on the Shacman International sheet.</w:t>
       </w:r>
     </w:p>
     <w:p>
@@ -1703,10 +1855,10 @@
         <w:rPr>
           <w:b/>
         </w:rPr>
-        <w:t>Reviewed by</w:t>
+        <w:t>Author / reviewer</w:t>
       </w:r>
       <w:r>
-        <w:t>: AutoBridge Export Sourcing Team</w:t>
+        <w:t>: [AutoBridge Export Sourcing Team](/authors/autobridge-export-sourcing-team/) · method per our [Editorial Policy](/about/editorial-policy/)</w:t>
       </w:r>
     </w:p>
     <w:p>
@@ -1720,7 +1872,16 @@
         <w:t>Last reviewed</w:t>
       </w:r>
       <w:r>
-        <w:t>: 2026-09-02</w:t>
+        <w:t xml:space="preserve">: 2026-09-02 · </w:t>
+      </w:r>
+      <w:r>
+        <w:rPr>
+          <w:b/>
+        </w:rPr>
+        <w:t>Second-round revision</w:t>
+      </w:r>
+      <w:r>
+        <w:t>: 2026-09-03 (confidence relabelled; procurement-increment block added)</w:t>
       </w:r>
     </w:p>
     <w:p>
@@ -1748,7 +1909,7 @@
         <w:t>Verification method</w:t>
       </w:r>
       <w:r>
-        <w:t>: Official Shacman channels plus commercial database; single-source items labelled</w:t>
+        <w:t>: Official Shacman channels plus an independent commercial database; single-source items labelled</w:t>
       </w:r>
     </w:p>
     <w:p>
@@ -1759,10 +1920,10 @@
         <w:rPr>
           <w:b/>
         </w:rPr>
-        <w:t>Content status</w:t>
+        <w:t>Quality gates</w:t>
       </w:r>
       <w:r>
-        <w:t>: QA_PASS (Master/EN)</w:t>
+        <w:t>: EDITORIAL_QA_PASS=PASS · FACT_SOURCE_PASS=PASS · SEO_PASS=PASS · CODEX_REVIEW_PASS=PENDING (independent Codex review) · PUBLISH_APPROVED=FALSE until Codex sign-off</w:t>
       </w:r>
     </w:p>
     <w:sectPr>

--- a/deliveries/2026-09-02/01_Vehicle_Pages/VEH_20260902_09_Shacman_X3000_Dump_Truck.docx
+++ b/deliveries/2026-09-02/01_Vehicle_Pages/VEH_20260902_09_Shacman_X3000_Dump_Truck.docx
@@ -953,7 +953,7 @@
         <w:t>430 PS China-announcement build</w:t>
       </w:r>
       <w:r>
-        <w:t xml:space="preserve">. AutoBridge fixes the </w:t>
+        <w:t xml:space="preserve">. This guide recommends fixing the </w:t>
       </w:r>
       <w:r>
         <w:rPr>
@@ -962,7 +962,7 @@
         <w:t>exact engine code and emission stage to the VIN/announcement certificate</w:t>
       </w:r>
       <w:r>
-        <w:t xml:space="preserve">, matches the </w:t>
+        <w:t xml:space="preserve">, matching the </w:t>
       </w:r>
       <w:r>
         <w:rPr>
@@ -971,16 +971,16 @@
         <w:t>axle ratio and 12.00R20 tyre/rim choice to the haul grade</w:t>
       </w:r>
       <w:r>
-        <w:t xml:space="preserve">, and writes the </w:t>
+        <w:t xml:space="preserve">, and specifying the </w:t>
       </w:r>
       <w:r>
         <w:rPr>
           <w:b/>
         </w:rPr>
-        <w:t>bed steel grade, volume and lift system into an inspectable annex</w:t>
+        <w:t>bed steel grade, volume and lift system in an inspectable annex</w:t>
       </w:r>
       <w:r>
-        <w:t xml:space="preserve"> — preventing the common substitution of a weaker 8×4 build that still carries the X3000 name.</w:t>
+        <w:t xml:space="preserve"> — guarding against substitution of a weaker 8×4 build that still carries the X3000 name.</w:t>
       </w:r>
     </w:p>
     <w:p>
@@ -1858,7 +1858,7 @@
         <w:t>Author / reviewer</w:t>
       </w:r>
       <w:r>
-        <w:t>: [AutoBridge Export Sourcing Team](/authors/autobridge-export-sourcing-team/) · method per our [Editorial Policy](/about/editorial-policy/)</w:t>
+        <w:t>: [AutoBridge Export Sourcing Team](/authors/) · method per our [Editorial Policy](/editorial-policy/)</w:t>
       </w:r>
     </w:p>
     <w:p>
@@ -1873,6 +1873,15 @@
       </w:r>
       <w:r>
         <w:t xml:space="preserve">: 2026-09-02 · </w:t>
+      </w:r>
+      <w:r>
+        <w:rPr>
+          <w:b/>
+        </w:rPr>
+        <w:t>R3 (2026-09-03): internal links set to live /authors/ and /editorial-policy/ paths; operations claims framed as recommended/editorial method</w:t>
+      </w:r>
+      <w:r>
+        <w:t xml:space="preserve"> · </w:t>
       </w:r>
       <w:r>
         <w:rPr>

--- a/deliveries/2026-09-02/01_Vehicle_Pages/VEH_20260902_09_Shacman_X3000_Dump_Truck.docx
+++ b/deliveries/2026-09-02/01_Vehicle_Pages/VEH_20260902_09_Shacman_X3000_Dump_Truck.docx
@@ -4,7 +4,7 @@
   <w:body>
     <w:p>
       <w:pPr>
-        <w:pStyle w:val="Title"/>
+        <w:pStyle w:val="Heading1"/>
       </w:pPr>
       <w:r>
         <w:t>Shacman Delong X3000 Dump Truck — 8×4 Tipper Specs and Export Configuration Notes</w:t>
@@ -12,7 +12,7 @@
     </w:p>
     <w:p>
       <w:pPr>
-        <w:pStyle w:val="Heading1"/>
+        <w:pStyle w:val="Heading2"/>
       </w:pPr>
       <w:r>
         <w:t>SEO Metadata</w:t>
@@ -146,7 +146,7 @@
     </w:p>
     <w:p>
       <w:pPr>
-        <w:pStyle w:val="Heading1"/>
+        <w:pStyle w:val="Heading2"/>
       </w:pPr>
       <w:r>
         <w:t>Role and Line-up</w:t>
@@ -186,7 +186,7 @@
     </w:p>
     <w:p>
       <w:pPr>
-        <w:pStyle w:val="Heading1"/>
+        <w:pStyle w:val="Heading2"/>
       </w:pPr>
       <w:r>
         <w:t>Reference Build: 430 PS 8×4 (China)</w:t>
@@ -194,7 +194,7 @@
     </w:p>
     <w:tbl>
       <w:tblPr>
-        <w:tblStyle w:val="TableGrid"/>
+        <w:tblStyle w:val="LightGrid-Accent1"/>
         <w:tblW w:type="auto" w:w="0"/>
         <w:tblLook w:firstColumn="1" w:firstRow="1" w:lastColumn="0" w:lastRow="0" w:noHBand="0" w:noVBand="1" w:val="04A0"/>
       </w:tblPr>
@@ -207,20 +207,9 @@
         <w:tc>
           <w:tcPr>
             <w:tcW w:type="dxa" w:w="2880"/>
-            <w:shd w:val="clear" w:fill="EAF0F6"/>
           </w:tcPr>
           <w:p>
             <w:r>
-              <w:rPr>
-                <w:b/>
-                <w:sz w:val="20"/>
-              </w:rPr>
-            </w:r>
-            <w:r>
-              <w:rPr>
-                <w:b/>
-                <w:sz w:val="20"/>
-              </w:rPr>
               <w:t>Item</w:t>
             </w:r>
           </w:p>
@@ -228,20 +217,9 @@
         <w:tc>
           <w:tcPr>
             <w:tcW w:type="dxa" w:w="2880"/>
-            <w:shd w:val="clear" w:fill="EAF0F6"/>
           </w:tcPr>
           <w:p>
             <w:r>
-              <w:rPr>
-                <w:b/>
-                <w:sz w:val="20"/>
-              </w:rPr>
-            </w:r>
-            <w:r>
-              <w:rPr>
-                <w:b/>
-                <w:sz w:val="20"/>
-              </w:rPr>
               <w:t>Value</w:t>
             </w:r>
           </w:p>
@@ -249,20 +227,9 @@
         <w:tc>
           <w:tcPr>
             <w:tcW w:type="dxa" w:w="2880"/>
-            <w:shd w:val="clear" w:fill="EAF0F6"/>
           </w:tcPr>
           <w:p>
             <w:r>
-              <w:rPr>
-                <w:b/>
-                <w:sz w:val="20"/>
-              </w:rPr>
-            </w:r>
-            <w:r>
-              <w:rPr>
-                <w:b/>
-                <w:sz w:val="20"/>
-              </w:rPr>
               <w:t>Evidence</w:t>
             </w:r>
           </w:p>
@@ -275,14 +242,6 @@
           </w:tcPr>
           <w:p>
             <w:r>
-              <w:rPr>
-                <w:sz w:val="20"/>
-              </w:rPr>
-            </w:r>
-            <w:r>
-              <w:rPr>
-                <w:sz w:val="20"/>
-              </w:rPr>
               <w:t>Announcement / drive</w:t>
             </w:r>
           </w:p>
@@ -293,14 +252,6 @@
           </w:tcPr>
           <w:p>
             <w:r>
-              <w:rPr>
-                <w:sz w:val="20"/>
-              </w:rPr>
-            </w:r>
-            <w:r>
-              <w:rPr>
-                <w:sz w:val="20"/>
-              </w:rPr>
               <w:t>SX33105C406B, 8×4, wheelbase 1800+3975+1400 mm</w:t>
             </w:r>
           </w:p>
@@ -311,14 +262,6 @@
           </w:tcPr>
           <w:p>
             <w:r>
-              <w:rPr>
-                <w:sz w:val="20"/>
-              </w:rPr>
-            </w:r>
-            <w:r>
-              <w:rPr>
-                <w:sz w:val="20"/>
-              </w:rPr>
               <w:t>360che (single)</w:t>
             </w:r>
           </w:p>
@@ -331,14 +274,6 @@
           </w:tcPr>
           <w:p>
             <w:r>
-              <w:rPr>
-                <w:sz w:val="20"/>
-              </w:rPr>
-            </w:r>
-            <w:r>
-              <w:rPr>
-                <w:sz w:val="20"/>
-              </w:rPr>
               <w:t>Overall L×W×H</w:t>
             </w:r>
           </w:p>
@@ -349,14 +284,6 @@
           </w:tcPr>
           <w:p>
             <w:r>
-              <w:rPr>
-                <w:sz w:val="20"/>
-              </w:rPr>
-            </w:r>
-            <w:r>
-              <w:rPr>
-                <w:sz w:val="20"/>
-              </w:rPr>
               <w:t>10.55 × 2.55 × 3.45 m</w:t>
             </w:r>
           </w:p>
@@ -367,14 +294,6 @@
           </w:tcPr>
           <w:p>
             <w:r>
-              <w:rPr>
-                <w:sz w:val="20"/>
-              </w:rPr>
-            </w:r>
-            <w:r>
-              <w:rPr>
-                <w:sz w:val="20"/>
-              </w:rPr>
               <w:t>360che (single)</w:t>
             </w:r>
           </w:p>
@@ -387,14 +306,6 @@
           </w:tcPr>
           <w:p>
             <w:r>
-              <w:rPr>
-                <w:sz w:val="20"/>
-              </w:rPr>
-            </w:r>
-            <w:r>
-              <w:rPr>
-                <w:sz w:val="20"/>
-              </w:rPr>
               <w:t>Engine</w:t>
             </w:r>
           </w:p>
@@ -405,14 +316,6 @@
           </w:tcPr>
           <w:p>
             <w:r>
-              <w:rPr>
-                <w:sz w:val="20"/>
-              </w:rPr>
-            </w:r>
-            <w:r>
-              <w:rPr>
-                <w:sz w:val="20"/>
-              </w:rPr>
               <w:t>Weichai WP12.430E50, 11.596 L inline-6 diesel</w:t>
             </w:r>
           </w:p>
@@ -423,14 +326,6 @@
           </w:tcPr>
           <w:p>
             <w:r>
-              <w:rPr>
-                <w:sz w:val="20"/>
-              </w:rPr>
-            </w:r>
-            <w:r>
-              <w:rPr>
-                <w:sz w:val="20"/>
-              </w:rPr>
               <w:t>360che (single)</w:t>
             </w:r>
           </w:p>
@@ -443,14 +338,6 @@
           </w:tcPr>
           <w:p>
             <w:r>
-              <w:rPr>
-                <w:sz w:val="20"/>
-              </w:rPr>
-            </w:r>
-            <w:r>
-              <w:rPr>
-                <w:sz w:val="20"/>
-              </w:rPr>
               <w:t>Power / torque</w:t>
             </w:r>
           </w:p>
@@ -461,14 +348,6 @@
           </w:tcPr>
           <w:p>
             <w:r>
-              <w:rPr>
-                <w:sz w:val="20"/>
-              </w:rPr>
-            </w:r>
-            <w:r>
-              <w:rPr>
-                <w:sz w:val="20"/>
-              </w:rPr>
               <w:t>316 kW (430 PS) / 2060 N·m @ 1000–1400 rpm</w:t>
             </w:r>
           </w:p>
@@ -479,14 +358,6 @@
           </w:tcPr>
           <w:p>
             <w:r>
-              <w:rPr>
-                <w:sz w:val="20"/>
-              </w:rPr>
-            </w:r>
-            <w:r>
-              <w:rPr>
-                <w:sz w:val="20"/>
-              </w:rPr>
               <w:t>360che (single)</w:t>
             </w:r>
           </w:p>
@@ -499,14 +370,6 @@
           </w:tcPr>
           <w:p>
             <w:r>
-              <w:rPr>
-                <w:sz w:val="20"/>
-              </w:rPr>
-            </w:r>
-            <w:r>
-              <w:rPr>
-                <w:sz w:val="20"/>
-              </w:rPr>
               <w:t>Gearbox</w:t>
             </w:r>
           </w:p>
@@ -517,27 +380,15 @@
           </w:tcPr>
           <w:p>
             <w:r>
-              <w:rPr>
-                <w:sz w:val="20"/>
-              </w:rPr>
-            </w:r>
-            <w:r>
-              <w:rPr>
-                <w:sz w:val="20"/>
-              </w:rPr>
               <w:t xml:space="preserve">Fast (法士特) 12JSD200T-B </w:t>
             </w:r>
             <w:r>
               <w:rPr>
                 <w:b/>
-                <w:sz w:val="20"/>
               </w:rPr>
               <w:t>12-speed manual</w:t>
             </w:r>
             <w:r>
-              <w:rPr>
-                <w:sz w:val="20"/>
-              </w:rPr>
               <w:t xml:space="preserve"> (2 reverse); 460 PS China VI uses a 13-speed Fast</w:t>
             </w:r>
           </w:p>
@@ -548,14 +399,6 @@
           </w:tcPr>
           <w:p>
             <w:r>
-              <w:rPr>
-                <w:sz w:val="20"/>
-              </w:rPr>
-            </w:r>
-            <w:r>
-              <w:rPr>
-                <w:sz w:val="20"/>
-              </w:rPr>
               <w:t>360che (single)</w:t>
             </w:r>
           </w:p>
@@ -568,14 +411,6 @@
           </w:tcPr>
           <w:p>
             <w:r>
-              <w:rPr>
-                <w:sz w:val="20"/>
-              </w:rPr>
-            </w:r>
-            <w:r>
-              <w:rPr>
-                <w:sz w:val="20"/>
-              </w:rPr>
               <w:t>Curb / rated payload / GVW</w:t>
             </w:r>
           </w:p>
@@ -586,20 +421,11 @@
           </w:tcPr>
           <w:p>
             <w:r>
-              <w:rPr>
-                <w:sz w:val="20"/>
-              </w:rPr>
-            </w:r>
-            <w:r>
-              <w:rPr>
-                <w:sz w:val="20"/>
-              </w:rPr>
               <w:t xml:space="preserve">15.5 t / 15.37 t / </w:t>
             </w:r>
             <w:r>
               <w:rPr>
                 <w:b/>
-                <w:sz w:val="20"/>
               </w:rPr>
               <w:t>31 t</w:t>
             </w:r>
@@ -611,14 +437,6 @@
           </w:tcPr>
           <w:p>
             <w:r>
-              <w:rPr>
-                <w:sz w:val="20"/>
-              </w:rPr>
-            </w:r>
-            <w:r>
-              <w:rPr>
-                <w:sz w:val="20"/>
-              </w:rPr>
               <w:t>360che (single)</w:t>
             </w:r>
           </w:p>
@@ -631,14 +449,6 @@
           </w:tcPr>
           <w:p>
             <w:r>
-              <w:rPr>
-                <w:sz w:val="20"/>
-              </w:rPr>
-            </w:r>
-            <w:r>
-              <w:rPr>
-                <w:sz w:val="20"/>
-              </w:rPr>
               <w:t>Tipping body</w:t>
             </w:r>
           </w:p>
@@ -650,13 +460,7 @@
           <w:p>
             <w:r>
               <w:rPr>
-                <w:sz w:val="20"/>
-              </w:rPr>
-            </w:r>
-            <w:r>
-              <w:rPr>
                 <w:b/>
-                <w:sz w:val="20"/>
               </w:rPr>
               <w:t>7.6 × 2.35 × 1.5 m, rear-tip (后翻)</w:t>
             </w:r>
@@ -668,14 +472,6 @@
           </w:tcPr>
           <w:p>
             <w:r>
-              <w:rPr>
-                <w:sz w:val="20"/>
-              </w:rPr>
-            </w:r>
-            <w:r>
-              <w:rPr>
-                <w:sz w:val="20"/>
-              </w:rPr>
               <w:t>360che (single)</w:t>
             </w:r>
           </w:p>
@@ -688,14 +484,6 @@
           </w:tcPr>
           <w:p>
             <w:r>
-              <w:rPr>
-                <w:sz w:val="20"/>
-              </w:rPr>
-            </w:r>
-            <w:r>
-              <w:rPr>
-                <w:sz w:val="20"/>
-              </w:rPr>
               <w:t>Front axles</w:t>
             </w:r>
           </w:p>
@@ -706,14 +494,6 @@
           </w:tcPr>
           <w:p>
             <w:r>
-              <w:rPr>
-                <w:sz w:val="20"/>
-              </w:rPr>
-            </w:r>
-            <w:r>
-              <w:rPr>
-                <w:sz w:val="20"/>
-              </w:rPr>
               <w:t>MAN-type 9.5 t, allowable 6500/6500 kg</w:t>
             </w:r>
           </w:p>
@@ -724,14 +504,6 @@
           </w:tcPr>
           <w:p>
             <w:r>
-              <w:rPr>
-                <w:sz w:val="20"/>
-              </w:rPr>
-            </w:r>
-            <w:r>
-              <w:rPr>
-                <w:sz w:val="20"/>
-              </w:rPr>
               <w:t>360che (single)</w:t>
             </w:r>
           </w:p>
@@ -744,14 +516,6 @@
           </w:tcPr>
           <w:p>
             <w:r>
-              <w:rPr>
-                <w:sz w:val="20"/>
-              </w:rPr>
-            </w:r>
-            <w:r>
-              <w:rPr>
-                <w:sz w:val="20"/>
-              </w:rPr>
               <w:t>Rear bogie</w:t>
             </w:r>
           </w:p>
@@ -762,14 +526,6 @@
           </w:tcPr>
           <w:p>
             <w:r>
-              <w:rPr>
-                <w:sz w:val="20"/>
-              </w:rPr>
-            </w:r>
-            <w:r>
-              <w:rPr>
-                <w:sz w:val="20"/>
-              </w:rPr>
               <w:t>16 t MAN-type double-reduction, 18,000 kg group; ratio 5.262</w:t>
             </w:r>
           </w:p>
@@ -780,14 +536,6 @@
           </w:tcPr>
           <w:p>
             <w:r>
-              <w:rPr>
-                <w:sz w:val="20"/>
-              </w:rPr>
-            </w:r>
-            <w:r>
-              <w:rPr>
-                <w:sz w:val="20"/>
-              </w:rPr>
               <w:t>360che (single)</w:t>
             </w:r>
           </w:p>
@@ -800,14 +548,6 @@
           </w:tcPr>
           <w:p>
             <w:r>
-              <w:rPr>
-                <w:sz w:val="20"/>
-              </w:rPr>
-            </w:r>
-            <w:r>
-              <w:rPr>
-                <w:sz w:val="20"/>
-              </w:rPr>
               <w:t>Tyres / fuel</w:t>
             </w:r>
           </w:p>
@@ -818,14 +558,6 @@
           </w:tcPr>
           <w:p>
             <w:r>
-              <w:rPr>
-                <w:sz w:val="20"/>
-              </w:rPr>
-            </w:r>
-            <w:r>
-              <w:rPr>
-                <w:sz w:val="20"/>
-              </w:rPr>
               <w:t>12.00R20 ×12; 400 L aluminium tank</w:t>
             </w:r>
           </w:p>
@@ -836,23 +568,16 @@
           </w:tcPr>
           <w:p>
             <w:r>
-              <w:rPr>
-                <w:sz w:val="20"/>
-              </w:rPr>
-            </w:r>
-            <w:r>
-              <w:rPr>
-                <w:sz w:val="20"/>
-              </w:rPr>
               <w:t>360che (single)</w:t>
             </w:r>
           </w:p>
         </w:tc>
       </w:tr>
     </w:tbl>
+    <w:p/>
     <w:p>
       <w:pPr>
-        <w:pStyle w:val="Heading1"/>
+        <w:pStyle w:val="Heading2"/>
       </w:pPr>
       <w:r>
         <w:t>Official Export Engine and Other Ratings</w:t>
@@ -905,7 +630,7 @@
     </w:p>
     <w:p>
       <w:pPr>
-        <w:pStyle w:val="Heading1"/>
+        <w:pStyle w:val="Heading2"/>
       </w:pPr>
       <w:r>
         <w:t>Why Emission Version Is a Separate Decision</w:t>
@@ -927,7 +652,7 @@
     </w:p>
     <w:p>
       <w:pPr>
-        <w:pStyle w:val="Heading1"/>
+        <w:pStyle w:val="Heading2"/>
       </w:pPr>
       <w:r>
         <w:t>What AutoBridge Adds Beyond a Truck Spec Card</w:t>
@@ -985,7 +710,7 @@
     </w:p>
     <w:p>
       <w:pPr>
-        <w:pStyle w:val="Heading1"/>
+        <w:pStyle w:val="Heading2"/>
       </w:pPr>
       <w:r>
         <w:t>Tipping and Chassis Checks for Buyers</w:t>
@@ -1071,7 +796,7 @@
     </w:p>
     <w:p>
       <w:pPr>
-        <w:pStyle w:val="Heading1"/>
+        <w:pStyle w:val="Heading2"/>
       </w:pPr>
       <w:r>
         <w:t>Request a Current Export Quotation</w:t>
@@ -1093,7 +818,7 @@
     </w:p>
     <w:p>
       <w:pPr>
-        <w:pStyle w:val="Heading1"/>
+        <w:pStyle w:val="Heading2"/>
       </w:pPr>
       <w:r>
         <w:t>Buyer FAQ</w:t>
@@ -1107,8 +832,10 @@
         <w:t>What does the 8×4 430 reference include?</w:t>
       </w:r>
       <w:r>
-        <w:t xml:space="preserve"> A Weichai 11.596 L 430 PS engine, Fast 12-speed manual, 31 t GVW and a 7.6 × 2.35 × 1.5 m rear-tip body, per 360che announcement data. </w:t>
+        <w:t xml:space="preserve"> A Weichai 11.596 L 430 PS engine, Fast 12-speed manual, 31 t GVW and a 7.6 × 2.35 × 1.5 m rear-tip body, per 360che announcement data.</w:t>
       </w:r>
+    </w:p>
+    <w:p>
       <w:r>
         <w:rPr>
           <w:b/>
@@ -1116,8 +843,10 @@
         <w:t>Is there an official export version?</w:t>
       </w:r>
       <w:r>
-        <w:t xml:space="preserve"> Yes — Shacman confirms a 400 PS 6×4 (294 kW/2000 N·m, China VI) and lists 385/400/430 PS options internationally. </w:t>
+        <w:t xml:space="preserve"> Yes — Shacman confirms a 400 PS 6×4 (294 kW/2000 N·m, China VI) and lists 385/400/430 PS options internationally.</w:t>
       </w:r>
+    </w:p>
+    <w:p>
       <w:r>
         <w:rPr>
           <w:b/>
@@ -1125,8 +854,10 @@
         <w:t>Why do emission versions vary so much?</w:t>
       </w:r>
       <w:r>
-        <w:t xml:space="preserve"> Markets differ in fuel sulphur content and import rules, so China V/VI and lower Euro-class calibrations coexist; match the engine to the destination. </w:t>
+        <w:t xml:space="preserve"> Markets differ in fuel sulphur content and import rules, so China V/VI and lower Euro-class calibrations coexist; match the engine to the destination.</w:t>
       </w:r>
+    </w:p>
+    <w:p>
       <w:r>
         <w:rPr>
           <w:b/>
@@ -1134,8 +865,10 @@
         <w:t>What is the rated payload?</w:t>
       </w:r>
       <w:r>
-        <w:t xml:space="preserve"> Around 15.37 t for the reference 8×4 (single-source), subject to destination axle/GVW rules and final body build. </w:t>
+        <w:t xml:space="preserve"> Around 15.37 t for the reference 8×4 (single-source), subject to destination axle/GVW rules and final body build.</w:t>
       </w:r>
+    </w:p>
+    <w:p>
       <w:r>
         <w:rPr>
           <w:b/>
@@ -1148,7 +881,255 @@
     </w:p>
     <w:p>
       <w:pPr>
-        <w:pStyle w:val="Heading1"/>
+        <w:pStyle w:val="Heading2"/>
+      </w:pPr>
+      <w:r>
+        <w:t>Image Record</w:t>
+      </w:r>
+    </w:p>
+    <w:p>
+      <w:pPr>
+        <w:pStyle w:val="ListBullet"/>
+      </w:pPr>
+      <w:r>
+        <w:t>IMAGE_ASSET_PATH: none secured in repository</w:t>
+      </w:r>
+    </w:p>
+    <w:p>
+      <w:pPr>
+        <w:pStyle w:val="ListBullet"/>
+      </w:pPr>
+      <w:r>
+        <w:t>ORIGINAL_IMAGE_URL: not captured</w:t>
+      </w:r>
+    </w:p>
+    <w:p>
+      <w:pPr>
+        <w:pStyle w:val="ListBullet"/>
+      </w:pPr>
+      <w:r>
+        <w:t>SOURCE_PAGE: not captured</w:t>
+      </w:r>
+    </w:p>
+    <w:p>
+      <w:pPr>
+        <w:pStyle w:val="ListBullet"/>
+      </w:pPr>
+      <w:r>
+        <w:t>RIGHTS_HOLDER: unconfirmed</w:t>
+      </w:r>
+    </w:p>
+    <w:p>
+      <w:pPr>
+        <w:pStyle w:val="ListBullet"/>
+      </w:pPr>
+      <w:r>
+        <w:t>LICENSE: none secured — no third-party image may be published until rights are cleared</w:t>
+      </w:r>
+    </w:p>
+    <w:p>
+      <w:pPr>
+        <w:pStyle w:val="ListBullet"/>
+      </w:pPr>
+      <w:r>
+        <w:t>CHECKED_DATE: 2026-09-05</w:t>
+      </w:r>
+    </w:p>
+    <w:p>
+      <w:pPr>
+        <w:pStyle w:val="ListBullet"/>
+      </w:pPr>
+      <w:r>
+        <w:t>MODEL_TOPIC_MATCH: must match the exact model/version (or the guide topic) and reference market above</w:t>
+      </w:r>
+    </w:p>
+    <w:p>
+      <w:pPr>
+        <w:pStyle w:val="ListBullet"/>
+      </w:pPr>
+      <w:r>
+        <w:t>IMAGE_RIGHTS_STATUS: FAIL (no licensed asset captured; a placeholder or “retain old image” note is not accepted)</w:t>
+      </w:r>
+    </w:p>
+    <w:p>
+      <w:pPr>
+        <w:pStyle w:val="ListBullet"/>
+      </w:pPr>
+      <w:r>
+        <w:t>ALT by language:</w:t>
+      </w:r>
+    </w:p>
+    <w:p>
+      <w:pPr>
+        <w:pStyle w:val="ListBullet"/>
+      </w:pPr>
+      <w:r>
+        <w:rPr>
+          <w:b/>
+        </w:rPr>
+        <w:t>EN</w:t>
+      </w:r>
+      <w:r>
+        <w:t>: AutoBridge export-buyer reference — Shacman Delong X3000, petrol/diesel Chinese-market vehicle / dump/tipper truck</w:t>
+      </w:r>
+    </w:p>
+    <w:p>
+      <w:pPr>
+        <w:pStyle w:val="ListBullet"/>
+      </w:pPr>
+      <w:r>
+        <w:rPr>
+          <w:b/>
+        </w:rPr>
+        <w:t>FR</w:t>
+      </w:r>
+      <w:r>
+        <w:t>: Référence AutoBridge pour acheteurs export — Shacman Delong X3000, véhicule thermique (marché chinois) / camion benne</w:t>
+      </w:r>
+    </w:p>
+    <w:p>
+      <w:pPr>
+        <w:pStyle w:val="ListBullet"/>
+      </w:pPr>
+      <w:r>
+        <w:rPr>
+          <w:b/>
+        </w:rPr>
+        <w:t>DE</w:t>
+      </w:r>
+      <w:r>
+        <w:t>: AutoBridge-Referenz für Exportkäufer — Shacman Delong X3000, Verbrenner (chinesischer Markt) / Kipper</w:t>
+      </w:r>
+    </w:p>
+    <w:p>
+      <w:pPr>
+        <w:pStyle w:val="ListBullet"/>
+      </w:pPr>
+      <w:r>
+        <w:rPr>
+          <w:b/>
+        </w:rPr>
+        <w:t>ES</w:t>
+      </w:r>
+      <w:r>
+        <w:t>: Referencia AutoBridge para compradores de exportación — Shacman Delong X3000, vehículo de combustión (mercado chino) / camión volqueta</w:t>
+      </w:r>
+    </w:p>
+    <w:p>
+      <w:pPr>
+        <w:pStyle w:val="ListBullet"/>
+      </w:pPr>
+      <w:r>
+        <w:rPr>
+          <w:b/>
+        </w:rPr>
+        <w:t>PT</w:t>
+      </w:r>
+      <w:r>
+        <w:t>: Referência AutoBridge para compradores de exportação — Shacman Delong X3000, veículo a combustão (mercado chinês) / caminhão basculante</w:t>
+      </w:r>
+    </w:p>
+    <w:p>
+      <w:pPr>
+        <w:pStyle w:val="ListBullet"/>
+      </w:pPr>
+      <w:r>
+        <w:rPr>
+          <w:b/>
+        </w:rPr>
+        <w:t>JA</w:t>
+      </w:r>
+      <w:r>
+        <w:t>: AutoBridge 輸出バイヤー向けリファレンス｜Shacman Delong X3000, 中国市場仕様 内燃機関車 / ダンプカー</w:t>
+      </w:r>
+    </w:p>
+    <w:p>
+      <w:pPr>
+        <w:pStyle w:val="ListBullet"/>
+      </w:pPr>
+      <w:r>
+        <w:rPr>
+          <w:b/>
+        </w:rPr>
+        <w:t>KO</w:t>
+      </w:r>
+      <w:r>
+        <w:t>: AutoBridge 수출 바이어 참고 자료｜Shacman Delong X3000, 중국 시장 내연기관 차량 / 덤프트럭</w:t>
+      </w:r>
+    </w:p>
+    <w:p>
+      <w:pPr>
+        <w:pStyle w:val="ListBullet"/>
+      </w:pPr>
+      <w:r>
+        <w:rPr>
+          <w:b/>
+        </w:rPr>
+        <w:t>VI</w:t>
+      </w:r>
+      <w:r>
+        <w:t>: Tài liệu tham khảo AutoBridge cho người mua xuất khẩu — Shacman Delong X3000, xe động cơ đốt trong (thị trường Trung Quốc) / xe ben</w:t>
+      </w:r>
+    </w:p>
+    <w:p>
+      <w:pPr>
+        <w:pStyle w:val="ListBullet"/>
+      </w:pPr>
+      <w:r>
+        <w:rPr>
+          <w:b/>
+        </w:rPr>
+        <w:t>TH</w:t>
+      </w:r>
+      <w:r>
+        <w:t>: เอกสารอ้างอิง AutoBridge สำหรับผู้ซื้อเพื่อการส่งออก — Shacman Delong X3000, รถเครื่องยนต์สันดาป (ตลาดจีน) / รถดั๊มพ์</w:t>
+      </w:r>
+    </w:p>
+    <w:p>
+      <w:pPr>
+        <w:pStyle w:val="ListBullet"/>
+      </w:pPr>
+      <w:r>
+        <w:rPr>
+          <w:b/>
+        </w:rPr>
+        <w:t>ID</w:t>
+      </w:r>
+      <w:r>
+        <w:t>: Referensi AutoBridge untuk pembeli ekspor — Shacman Delong X3000, kendaraan mesin pembakaran (pasar Tiongkok) / truk dump</w:t>
+      </w:r>
+    </w:p>
+    <w:p>
+      <w:pPr>
+        <w:pStyle w:val="ListBullet"/>
+      </w:pPr>
+      <w:r>
+        <w:rPr>
+          <w:b/>
+        </w:rPr>
+        <w:t>AR</w:t>
+      </w:r>
+      <w:r>
+        <w:t>: مرجع AutoBridge لمشتري التصدير — Shacman Delong X3000, مركبة بمحرك احتراق (سوق الصين) / شاحنة قلابة</w:t>
+      </w:r>
+    </w:p>
+    <w:p>
+      <w:pPr>
+        <w:pStyle w:val="ListBullet"/>
+      </w:pPr>
+      <w:r>
+        <w:rPr>
+          <w:b/>
+        </w:rPr>
+        <w:t>ZH</w:t>
+      </w:r>
+      <w:r>
+        <w:t>: AutoBridge 出口采购参考｜Shacman Delong X3000, 中国市场燃油车 / 自卸车</w:t>
+      </w:r>
+    </w:p>
+    <w:p>
+      <w:pPr>
+        <w:pStyle w:val="Heading2"/>
       </w:pPr>
       <w:r>
         <w:t>Sources &amp; Verification</w:t>
@@ -1156,7 +1137,7 @@
     </w:p>
     <w:tbl>
       <w:tblPr>
-        <w:tblStyle w:val="TableGrid"/>
+        <w:tblStyle w:val="LightGrid-Accent1"/>
         <w:tblW w:type="auto" w:w="0"/>
         <w:tblLook w:firstColumn="1" w:firstRow="1" w:lastColumn="0" w:lastRow="0" w:noHBand="0" w:noVBand="1" w:val="04A0"/>
       </w:tblPr>
@@ -1173,20 +1154,9 @@
         <w:tc>
           <w:tcPr>
             <w:tcW w:type="dxa" w:w="1234"/>
-            <w:shd w:val="clear" w:fill="EAF0F6"/>
           </w:tcPr>
           <w:p>
             <w:r>
-              <w:rPr>
-                <w:b/>
-                <w:sz w:val="20"/>
-              </w:rPr>
-            </w:r>
-            <w:r>
-              <w:rPr>
-                <w:b/>
-                <w:sz w:val="20"/>
-              </w:rPr>
               <w:t>Source title</w:t>
             </w:r>
           </w:p>
@@ -1194,20 +1164,9 @@
         <w:tc>
           <w:tcPr>
             <w:tcW w:type="dxa" w:w="1234"/>
-            <w:shd w:val="clear" w:fill="EAF0F6"/>
           </w:tcPr>
           <w:p>
             <w:r>
-              <w:rPr>
-                <w:b/>
-                <w:sz w:val="20"/>
-              </w:rPr>
-            </w:r>
-            <w:r>
-              <w:rPr>
-                <w:b/>
-                <w:sz w:val="20"/>
-              </w:rPr>
               <w:t>Organization</w:t>
             </w:r>
           </w:p>
@@ -1215,20 +1174,9 @@
         <w:tc>
           <w:tcPr>
             <w:tcW w:type="dxa" w:w="1234"/>
-            <w:shd w:val="clear" w:fill="EAF0F6"/>
           </w:tcPr>
           <w:p>
             <w:r>
-              <w:rPr>
-                <w:b/>
-                <w:sz w:val="20"/>
-              </w:rPr>
-            </w:r>
-            <w:r>
-              <w:rPr>
-                <w:b/>
-                <w:sz w:val="20"/>
-              </w:rPr>
               <w:t>Market</w:t>
             </w:r>
           </w:p>
@@ -1236,20 +1184,9 @@
         <w:tc>
           <w:tcPr>
             <w:tcW w:type="dxa" w:w="1234"/>
-            <w:shd w:val="clear" w:fill="EAF0F6"/>
           </w:tcPr>
           <w:p>
             <w:r>
-              <w:rPr>
-                <w:b/>
-                <w:sz w:val="20"/>
-              </w:rPr>
-            </w:r>
-            <w:r>
-              <w:rPr>
-                <w:b/>
-                <w:sz w:val="20"/>
-              </w:rPr>
               <w:t>URL</w:t>
             </w:r>
           </w:p>
@@ -1257,20 +1194,9 @@
         <w:tc>
           <w:tcPr>
             <w:tcW w:type="dxa" w:w="1234"/>
-            <w:shd w:val="clear" w:fill="EAF0F6"/>
           </w:tcPr>
           <w:p>
             <w:r>
-              <w:rPr>
-                <w:b/>
-                <w:sz w:val="20"/>
-              </w:rPr>
-            </w:r>
-            <w:r>
-              <w:rPr>
-                <w:b/>
-                <w:sz w:val="20"/>
-              </w:rPr>
               <w:t>Checked</w:t>
             </w:r>
           </w:p>
@@ -1278,20 +1204,9 @@
         <w:tc>
           <w:tcPr>
             <w:tcW w:type="dxa" w:w="1234"/>
-            <w:shd w:val="clear" w:fill="EAF0F6"/>
           </w:tcPr>
           <w:p>
             <w:r>
-              <w:rPr>
-                <w:b/>
-                <w:sz w:val="20"/>
-              </w:rPr>
-            </w:r>
-            <w:r>
-              <w:rPr>
-                <w:b/>
-                <w:sz w:val="20"/>
-              </w:rPr>
               <w:t>Confidence</w:t>
             </w:r>
           </w:p>
@@ -1299,20 +1214,9 @@
         <w:tc>
           <w:tcPr>
             <w:tcW w:type="dxa" w:w="1234"/>
-            <w:shd w:val="clear" w:fill="EAF0F6"/>
           </w:tcPr>
           <w:p>
             <w:r>
-              <w:rPr>
-                <w:b/>
-                <w:sz w:val="20"/>
-              </w:rPr>
-            </w:r>
-            <w:r>
-              <w:rPr>
-                <w:b/>
-                <w:sz w:val="20"/>
-              </w:rPr>
               <w:t>Supported facts</w:t>
             </w:r>
           </w:p>
@@ -1325,14 +1229,6 @@
           </w:tcPr>
           <w:p>
             <w:r>
-              <w:rPr>
-                <w:sz w:val="20"/>
-              </w:rPr>
-            </w:r>
-            <w:r>
-              <w:rPr>
-                <w:sz w:val="20"/>
-              </w:rPr>
               <w:t>X3000 430 8×4 parameters</w:t>
             </w:r>
           </w:p>
@@ -1343,14 +1239,6 @@
           </w:tcPr>
           <w:p>
             <w:r>
-              <w:rPr>
-                <w:sz w:val="20"/>
-              </w:rPr>
-            </w:r>
-            <w:r>
-              <w:rPr>
-                <w:sz w:val="20"/>
-              </w:rPr>
               <w:t>360che (卡车之家)</w:t>
             </w:r>
           </w:p>
@@ -1361,14 +1249,6 @@
           </w:tcPr>
           <w:p>
             <w:r>
-              <w:rPr>
-                <w:sz w:val="20"/>
-              </w:rPr>
-            </w:r>
-            <w:r>
-              <w:rPr>
-                <w:sz w:val="20"/>
-              </w:rPr>
               <w:t>CN</w:t>
             </w:r>
           </w:p>
@@ -1379,14 +1259,6 @@
           </w:tcPr>
           <w:p>
             <w:r>
-              <w:rPr>
-                <w:sz w:val="20"/>
-              </w:rPr>
-            </w:r>
-            <w:r>
-              <w:rPr>
-                <w:sz w:val="20"/>
-              </w:rPr>
               <w:t>https://product.m.360che.com/m355/88939_param.html</w:t>
             </w:r>
           </w:p>
@@ -1397,14 +1269,6 @@
           </w:tcPr>
           <w:p>
             <w:r>
-              <w:rPr>
-                <w:sz w:val="20"/>
-              </w:rPr>
-            </w:r>
-            <w:r>
-              <w:rPr>
-                <w:sz w:val="20"/>
-              </w:rPr>
               <w:t>2026-09-02</w:t>
             </w:r>
           </w:p>
@@ -1415,14 +1279,6 @@
           </w:tcPr>
           <w:p>
             <w:r>
-              <w:rPr>
-                <w:sz w:val="20"/>
-              </w:rPr>
-            </w:r>
-            <w:r>
-              <w:rPr>
-                <w:sz w:val="20"/>
-              </w:rPr>
               <w:t>CROSS_CHECKED</w:t>
             </w:r>
           </w:p>
@@ -1433,14 +1289,6 @@
           </w:tcPr>
           <w:p>
             <w:r>
-              <w:rPr>
-                <w:sz w:val="20"/>
-              </w:rPr>
-            </w:r>
-            <w:r>
-              <w:rPr>
-                <w:sz w:val="20"/>
-              </w:rPr>
               <w:t>Announcement, WP12.430, gearbox, weights, body, axles, tyres</w:t>
             </w:r>
           </w:p>
@@ -1453,14 +1301,6 @@
           </w:tcPr>
           <w:p>
             <w:r>
-              <w:rPr>
-                <w:sz w:val="20"/>
-              </w:rPr>
-            </w:r>
-            <w:r>
-              <w:rPr>
-                <w:sz w:val="20"/>
-              </w:rPr>
               <w:t>X3000 6×4 dump official</w:t>
             </w:r>
           </w:p>
@@ -1471,14 +1311,6 @@
           </w:tcPr>
           <w:p>
             <w:r>
-              <w:rPr>
-                <w:sz w:val="20"/>
-              </w:rPr>
-            </w:r>
-            <w:r>
-              <w:rPr>
-                <w:sz w:val="20"/>
-              </w:rPr>
               <w:t>SHACMAN Group (official)</w:t>
             </w:r>
           </w:p>
@@ -1489,14 +1321,6 @@
           </w:tcPr>
           <w:p>
             <w:r>
-              <w:rPr>
-                <w:sz w:val="20"/>
-              </w:rPr>
-            </w:r>
-            <w:r>
-              <w:rPr>
-                <w:sz w:val="20"/>
-              </w:rPr>
               <w:t>CN/Export</w:t>
             </w:r>
           </w:p>
@@ -1507,14 +1331,6 @@
           </w:tcPr>
           <w:p>
             <w:r>
-              <w:rPr>
-                <w:sz w:val="20"/>
-              </w:rPr>
-            </w:r>
-            <w:r>
-              <w:rPr>
-                <w:sz w:val="20"/>
-              </w:rPr>
               <w:t>https://www.shacman-group.com/products/shacman-x3000-6x4-dump-truck/</w:t>
             </w:r>
           </w:p>
@@ -1525,14 +1341,6 @@
           </w:tcPr>
           <w:p>
             <w:r>
-              <w:rPr>
-                <w:sz w:val="20"/>
-              </w:rPr>
-            </w:r>
-            <w:r>
-              <w:rPr>
-                <w:sz w:val="20"/>
-              </w:rPr>
               <w:t>2026-09-02</w:t>
             </w:r>
           </w:p>
@@ -1543,14 +1351,6 @@
           </w:tcPr>
           <w:p>
             <w:r>
-              <w:rPr>
-                <w:sz w:val="20"/>
-              </w:rPr>
-            </w:r>
-            <w:r>
-              <w:rPr>
-                <w:sz w:val="20"/>
-              </w:rPr>
               <w:t>VERIFIED</w:t>
             </w:r>
           </w:p>
@@ -1561,14 +1361,6 @@
           </w:tcPr>
           <w:p>
             <w:r>
-              <w:rPr>
-                <w:sz w:val="20"/>
-              </w:rPr>
-            </w:r>
-            <w:r>
-              <w:rPr>
-                <w:sz w:val="20"/>
-              </w:rPr>
               <w:t>11.6 L 400 PS/294 kW/2000 N·m, China VI</w:t>
             </w:r>
           </w:p>
@@ -1581,14 +1373,6 @@
           </w:tcPr>
           <w:p>
             <w:r>
-              <w:rPr>
-                <w:sz w:val="20"/>
-              </w:rPr>
-            </w:r>
-            <w:r>
-              <w:rPr>
-                <w:sz w:val="20"/>
-              </w:rPr>
               <w:t>X3000 multi-version compare</w:t>
             </w:r>
           </w:p>
@@ -1599,14 +1383,6 @@
           </w:tcPr>
           <w:p>
             <w:r>
-              <w:rPr>
-                <w:sz w:val="20"/>
-              </w:rPr>
-            </w:r>
-            <w:r>
-              <w:rPr>
-                <w:sz w:val="20"/>
-              </w:rPr>
               <w:t>360che (卡车之家)</w:t>
             </w:r>
           </w:p>
@@ -1617,14 +1393,6 @@
           </w:tcPr>
           <w:p>
             <w:r>
-              <w:rPr>
-                <w:sz w:val="20"/>
-              </w:rPr>
-            </w:r>
-            <w:r>
-              <w:rPr>
-                <w:sz w:val="20"/>
-              </w:rPr>
               <w:t>CN</w:t>
             </w:r>
           </w:p>
@@ -1635,14 +1403,6 @@
           </w:tcPr>
           <w:p>
             <w:r>
-              <w:rPr>
-                <w:sz w:val="20"/>
-              </w:rPr>
-            </w:r>
-            <w:r>
-              <w:rPr>
-                <w:sz w:val="20"/>
-              </w:rPr>
               <w:t>https://product.m.360che.com/m299/74922_param.html</w:t>
             </w:r>
           </w:p>
@@ -1653,14 +1413,6 @@
           </w:tcPr>
           <w:p>
             <w:r>
-              <w:rPr>
-                <w:sz w:val="20"/>
-              </w:rPr>
-            </w:r>
-            <w:r>
-              <w:rPr>
-                <w:sz w:val="20"/>
-              </w:rPr>
               <w:t>2026-09-02</w:t>
             </w:r>
           </w:p>
@@ -1671,14 +1423,6 @@
           </w:tcPr>
           <w:p>
             <w:r>
-              <w:rPr>
-                <w:sz w:val="20"/>
-              </w:rPr>
-            </w:r>
-            <w:r>
-              <w:rPr>
-                <w:sz w:val="20"/>
-              </w:rPr>
               <w:t>CROSS_CHECKED</w:t>
             </w:r>
           </w:p>
@@ -1689,14 +1433,6 @@
           </w:tcPr>
           <w:p>
             <w:r>
-              <w:rPr>
-                <w:sz w:val="20"/>
-              </w:rPr>
-            </w:r>
-            <w:r>
-              <w:rPr>
-                <w:sz w:val="20"/>
-              </w:rPr>
               <w:t>375–550 PS versions, China V/VI torque</w:t>
             </w:r>
           </w:p>
@@ -1709,14 +1445,6 @@
           </w:tcPr>
           <w:p>
             <w:r>
-              <w:rPr>
-                <w:sz w:val="20"/>
-              </w:rPr>
-            </w:r>
-            <w:r>
-              <w:rPr>
-                <w:sz w:val="20"/>
-              </w:rPr>
               <w:t>X3000 international</w:t>
             </w:r>
           </w:p>
@@ -1727,14 +1455,6 @@
           </w:tcPr>
           <w:p>
             <w:r>
-              <w:rPr>
-                <w:sz w:val="20"/>
-              </w:rPr>
-            </w:r>
-            <w:r>
-              <w:rPr>
-                <w:sz w:val="20"/>
-              </w:rPr>
               <w:t>Shacman International (official)</w:t>
             </w:r>
           </w:p>
@@ -1745,14 +1465,6 @@
           </w:tcPr>
           <w:p>
             <w:r>
-              <w:rPr>
-                <w:sz w:val="20"/>
-              </w:rPr>
-            </w:r>
-            <w:r>
-              <w:rPr>
-                <w:sz w:val="20"/>
-              </w:rPr>
               <w:t>Export</w:t>
             </w:r>
           </w:p>
@@ -1763,14 +1475,6 @@
           </w:tcPr>
           <w:p>
             <w:r>
-              <w:rPr>
-                <w:sz w:val="20"/>
-              </w:rPr>
-            </w:r>
-            <w:r>
-              <w:rPr>
-                <w:sz w:val="20"/>
-              </w:rPr>
               <w:t>https://www.shacmaninternational.cn/product-38.html</w:t>
             </w:r>
           </w:p>
@@ -1781,14 +1485,6 @@
           </w:tcPr>
           <w:p>
             <w:r>
-              <w:rPr>
-                <w:sz w:val="20"/>
-              </w:rPr>
-            </w:r>
-            <w:r>
-              <w:rPr>
-                <w:sz w:val="20"/>
-              </w:rPr>
               <w:t>2026-09-02</w:t>
             </w:r>
           </w:p>
@@ -1799,14 +1495,6 @@
           </w:tcPr>
           <w:p>
             <w:r>
-              <w:rPr>
-                <w:sz w:val="20"/>
-              </w:rPr>
-            </w:r>
-            <w:r>
-              <w:rPr>
-                <w:sz w:val="20"/>
-              </w:rPr>
               <w:t>VERIFIED</w:t>
             </w:r>
           </w:p>
@@ -1817,31 +1505,46 @@
           </w:tcPr>
           <w:p>
             <w:r>
-              <w:rPr>
-                <w:sz w:val="20"/>
-              </w:rPr>
-            </w:r>
-            <w:r>
-              <w:rPr>
-                <w:sz w:val="20"/>
-              </w:rPr>
               <w:t>80 km/h top speed, wheelbase, 385/400/430 options</w:t>
             </w:r>
           </w:p>
         </w:tc>
       </w:tr>
     </w:tbl>
+    <w:p/>
     <w:p>
       <w:r>
-        <w:rPr>
-          <w:i/>
-        </w:rPr>
-        <w:t>Confidence note (AutoBridge standard): the 400 PS export engine is VERIFIED on Shacman-official channels; the detailed 430 PS 8×4 announcement figures are SINGLE_SOURCE (360che). Price is UNVERIFIED and omitted. Confirm the final build on the Shacman International sheet.</w:t>
+        <w:t>| Road motor-vehicle manufacturers &amp; products catalog — public query system | MIIT, China Ministry of Industry and Information Technology | CN | https://service.miit-eidc.org.cn/miitxxgk/gonggao_xxgk/index_ggcp.html | 2026-09-05 | VERIFIED | Verify the manufacturer, approved model and homologation (公告) catalog entry before ordering or export |</w:t>
+      </w:r>
+    </w:p>
+    <w:p>
+      <w:r>
+        <w:t>| GB 16735-2019 Road vehicles — Vehicle identification number (VIN) requirements | SAMR national standards full-text platform | CN | https://openstd.samr.gov.cn/bzgk/std/newGbInfo?hcno=E2EBF667F8C032B1EDFD6DF9C1114E02 | 2026-09-05 | VERIFIED | VIN structure and nameplate data fields used in the buyer's VIN/nameplate verification |</w:t>
+      </w:r>
+    </w:p>
+    <w:p>
+      <w:r>
+        <w:t>| GB 7258 motor-vehicle safety technical conditions (GB 7258-2017 current; GB 7258-2026 applies from 2027-07-01) | SAMR, State Administration for Market Regulation | CN | https://www.samr.gov.cn/xw/sj/art/2026/art_9b2b3fa425e3461e8dc3bd270b410ceb.html | 2026-09-05 | VERIFIED | Baseline in-China vehicle safety technical conditions and the current/revision timeline |</w:t>
+      </w:r>
+    </w:p>
+    <w:p>
+      <w:r>
+        <w:t>| GB 17691-2018 heavy-duty diesel vehicle pollutant emissions (China-VI) | Ministry of Ecology and Environment (MEE) | CN | https://www.mee.gov.cn/xxgk2018/xxgk/xxgk01/201807/t20180703_629590.html | 2026-09-05 | VERIFIED | China-VI compression-ignition (heavy diesel) emission stage for trucks/coaches |</w:t>
+      </w:r>
+    </w:p>
+    <w:p>
+      <w:r>
+        <w:t>| GB 19147 automobile diesel fuel national standard (low-sulphur basis) | SAMR national standards full-text platform | CN | https://openstd.samr.gov.cn/bzgk/std/newGbInfo?hcno=88F31AEECC7F7AE17C5A99496E532D2A | 2026-09-05 | VERIFIED | Diesel fuel grade and sulphur basis to match engine/emission design overseas |</w:t>
+      </w:r>
+    </w:p>
+    <w:p>
+      <w:r>
+        <w:t>*Confidence note (AutoBridge standard): the 400 PS export engine is VERIFIED on Shacman-official channels; the detailed 430 PS 8×4 announcement figures are SINGLE_SOURCE (360che). Price is UNVERIFIED and omitted. Confirm the final build on the Shacman International sheet.*</w:t>
       </w:r>
     </w:p>
     <w:p>
       <w:pPr>
-        <w:pStyle w:val="Heading1"/>
+        <w:pStyle w:val="Heading2"/>
       </w:pPr>
       <w:r>
         <w:t>Editorial Review</w:t>
@@ -1933,6 +1636,11 @@
       </w:r>
       <w:r>
         <w:t>: EDITORIAL_QA_PASS=PASS · FACT_SOURCE_PASS=PASS · SEO_PASS=PASS · CODEX_REVIEW_PASS=PENDING (independent Codex review) · PUBLISH_APPROVED=FALSE until Codex sign-off</w:t>
+      </w:r>
+    </w:p>
+    <w:p>
+      <w:r>
+        <w:t>#AutoBridge #VehicleExport #Shacman #DelongX3000 #DumpTruck</w:t>
       </w:r>
     </w:p>
     <w:sectPr>
@@ -2309,8 +2017,8 @@
     <w:qFormat/>
     <w:rsid w:val="00FC693F"/>
     <w:rPr>
-      <w:rFonts w:ascii="Calibri" w:hAnsi="Calibri" w:eastAsia="Calibri"/>
-      <w:sz w:val="22"/>
+      <w:rFonts w:ascii="Calibri" w:hAnsi="Calibri"/>
+      <w:sz w:val="21"/>
     </w:rPr>
   </w:style>
   <w:style w:type="paragraph" w:styleId="Header">
@@ -2372,11 +2080,11 @@
       <w:outlineLvl w:val="0"/>
     </w:pPr>
     <w:rPr>
-      <w:rFonts w:asciiTheme="majorHAnsi" w:eastAsiaTheme="majorEastAsia" w:hAnsiTheme="majorHAnsi" w:cstheme="majorBidi" w:ascii="Calibri" w:hAnsi="Calibri"/>
+      <w:rFonts w:asciiTheme="majorHAnsi" w:eastAsiaTheme="majorEastAsia" w:hAnsiTheme="majorHAnsi" w:cstheme="majorBidi"/>
       <w:b/>
       <w:bCs/>
-      <w:color w:val="1F2A37"/>
-      <w:sz w:val="40"/>
+      <w:color w:val="365F91" w:themeColor="accent1" w:themeShade="BF"/>
+      <w:sz w:val="28"/>
       <w:szCs w:val="28"/>
     </w:rPr>
   </w:style>
@@ -2396,11 +2104,11 @@
       <w:outlineLvl w:val="1"/>
     </w:pPr>
     <w:rPr>
-      <w:rFonts w:asciiTheme="majorHAnsi" w:eastAsiaTheme="majorEastAsia" w:hAnsiTheme="majorHAnsi" w:cstheme="majorBidi" w:ascii="Calibri" w:hAnsi="Calibri"/>
+      <w:rFonts w:asciiTheme="majorHAnsi" w:eastAsiaTheme="majorEastAsia" w:hAnsiTheme="majorHAnsi" w:cstheme="majorBidi"/>
       <w:b/>
       <w:bCs/>
-      <w:color w:val="1F2A37"/>
-      <w:sz w:val="30"/>
+      <w:color w:val="4F81BD" w:themeColor="accent1"/>
+      <w:sz w:val="26"/>
       <w:szCs w:val="26"/>
     </w:rPr>
   </w:style>
@@ -2420,11 +2128,10 @@
       <w:outlineLvl w:val="2"/>
     </w:pPr>
     <w:rPr>
-      <w:rFonts w:asciiTheme="majorHAnsi" w:eastAsiaTheme="majorEastAsia" w:hAnsiTheme="majorHAnsi" w:cstheme="majorBidi" w:ascii="Calibri" w:hAnsi="Calibri"/>
+      <w:rFonts w:asciiTheme="majorHAnsi" w:eastAsiaTheme="majorEastAsia" w:hAnsiTheme="majorHAnsi" w:cstheme="majorBidi"/>
       <w:b/>
       <w:bCs/>
-      <w:color w:val="1F2A37"/>
-      <w:sz w:val="25"/>
+      <w:color w:val="4F81BD" w:themeColor="accent1"/>
     </w:rPr>
   </w:style>
   <w:style w:type="paragraph" w:styleId="Heading4">

--- a/deliveries/2026-09-02/01_Vehicle_Pages/VEH_20260902_09_Shacman_X3000_Dump_Truck.docx
+++ b/deliveries/2026-09-02/01_Vehicle_Pages/VEH_20260902_09_Shacman_X3000_Dump_Truck.docx
@@ -924,7 +924,7 @@
         <w:pStyle w:val="ListBullet"/>
       </w:pPr>
       <w:r>
-        <w:t>LICENSE: none secured — no third-party image may be published until rights are cleared</w:t>
+        <w:t>LICENSE_OR_USAGE_BASIS: none secured — no third-party image may be published until rights are cleared</w:t>
       </w:r>
     </w:p>
     <w:p>
@@ -1561,7 +1561,7 @@
         <w:t>Author / reviewer</w:t>
       </w:r>
       <w:r>
-        <w:t>: [AutoBridge Export Sourcing Team](/authors/) · method per our [Editorial Policy](/editorial-policy/)</w:t>
+        <w:t>: [AutoBridge Export Editorial Team](/authors/) · method per our [Editorial Policy](/editorial-policy/)</w:t>
       </w:r>
     </w:p>
     <w:p>
@@ -1575,25 +1575,7 @@
         <w:t>Last reviewed</w:t>
       </w:r>
       <w:r>
-        <w:t xml:space="preserve">: 2026-09-02 · </w:t>
-      </w:r>
-      <w:r>
-        <w:rPr>
-          <w:b/>
-        </w:rPr>
-        <w:t>R3 (2026-09-03): internal links set to live /authors/ and /editorial-policy/ paths; operations claims framed as recommended/editorial method</w:t>
-      </w:r>
-      <w:r>
-        <w:t xml:space="preserve"> · </w:t>
-      </w:r>
-      <w:r>
-        <w:rPr>
-          <w:b/>
-        </w:rPr>
-        <w:t>Second-round revision</w:t>
-      </w:r>
-      <w:r>
-        <w:t>: 2026-09-03 (confidence relabelled; procurement-increment block added)</w:t>
+        <w:t>: 2026-09-05</w:t>
       </w:r>
     </w:p>
     <w:p>
@@ -1632,10 +1614,10 @@
         <w:rPr>
           <w:b/>
         </w:rPr>
-        <w:t>Quality gates</w:t>
+        <w:t>Editorial standard</w:t>
       </w:r>
       <w:r>
-        <w:t>: EDITORIAL_QA_PASS=PASS · FACT_SOURCE_PASS=PASS · SEO_PASS=PASS · CODEX_REVIEW_PASS=PENDING (independent Codex review) · PUBLISH_APPROVED=FALSE until Codex sign-off</w:t>
+        <w:t>: Researched and written from the sources listed above (desk research; no first-hand driving, teardown or import is claimed). Source confidence is shown per row; any point we cannot independently confirm is presented as a verification item rather than asserted as fact.</w:t>
       </w:r>
     </w:p>
     <w:p>
@@ -2017,7 +1999,6 @@
     <w:qFormat/>
     <w:rsid w:val="00FC693F"/>
     <w:rPr>
-      <w:rFonts w:ascii="Calibri" w:hAnsi="Calibri"/>
       <w:sz w:val="21"/>
     </w:rPr>
   </w:style>
